--- a/docs/auditoria/Plan_de_correccion_resumen.docx
+++ b/docs/auditoria/Plan_de_correccion_resumen.docx
@@ -109,7 +109,7 @@
         <w:pStyle w:val="Compact"/>
       </w:pPr>
       <w:r>
-        <w:t xml:space="preserve">La relectura de 2024 se hizo en una copia aislada; el registro de accesos de la autora no se tocó. Hay que declararla en INCIDENTES.md.</w:t>
+        <w:t xml:space="preserve">La relectura de 2024 se hizo en una copia aislada; el registro de accesos del autor no se tocó. Hay que declararla en INCIDENTES.md.</w:t>
       </w:r>
     </w:p>
     <w:bookmarkEnd w:id="20"/>
